--- a/apps/admin/templates/resume-template.docx
+++ b/apps/admin/templates/resume-template.docx
@@ -142,7 +142,10 @@
           </w:p>
           <w:p>
             <w:pPr>
-              <w:spacing w:before="80"/>
+              <w:tabs>
+                <w:tab w:val="right" w:pos="2820"/>
+              </w:tabs>
+              <w:spacing w:before="100"/>
             </w:pPr>
             <w:r>
               <w:rPr>
@@ -153,21 +156,28 @@
               </w:rPr>
               <w:t xml:space="preserve">생년</w:t>
             </w:r>
-          </w:p>
-          <w:p>
+            <w:r>
+              <w:rPr>
+                <w:rFonts w:ascii="맑은 고딕" w:cs="맑은 고딕" w:eastAsia="맑은 고딕" w:hAnsi="맑은 고딕"/>
+              </w:rPr>
+              <w:tab/>
+            </w:r>
             <w:r>
               <w:rPr>
                 <w:rFonts w:ascii="맑은 고딕" w:cs="맑은 고딕" w:eastAsia="맑은 고딕" w:hAnsi="맑은 고딕"/>
                 <w:color w:val="1A1A1A"/>
-                <w:sz w:val="24"/>
-                <w:szCs w:val="24"/>
+                <w:sz w:val="22"/>
+                <w:szCs w:val="22"/>
               </w:rPr>
               <w:t xml:space="preserve">{birth_date}</w:t>
             </w:r>
           </w:p>
           <w:p>
             <w:pPr>
-              <w:spacing w:before="80"/>
+              <w:tabs>
+                <w:tab w:val="right" w:pos="2820"/>
+              </w:tabs>
+              <w:spacing w:before="100"/>
             </w:pPr>
             <w:r>
               <w:rPr>
@@ -178,21 +188,28 @@
               </w:rPr>
               <w:t xml:space="preserve">연락처</w:t>
             </w:r>
-          </w:p>
-          <w:p>
+            <w:r>
+              <w:rPr>
+                <w:rFonts w:ascii="맑은 고딕" w:cs="맑은 고딕" w:eastAsia="맑은 고딕" w:hAnsi="맑은 고딕"/>
+              </w:rPr>
+              <w:tab/>
+            </w:r>
             <w:r>
               <w:rPr>
                 <w:rFonts w:ascii="맑은 고딕" w:cs="맑은 고딕" w:eastAsia="맑은 고딕" w:hAnsi="맑은 고딕"/>
                 <w:color w:val="1A1A1A"/>
-                <w:sz w:val="24"/>
-                <w:szCs w:val="24"/>
+                <w:sz w:val="22"/>
+                <w:szCs w:val="22"/>
               </w:rPr>
               <w:t xml:space="preserve">{phone}</w:t>
             </w:r>
           </w:p>
           <w:p>
             <w:pPr>
-              <w:spacing w:before="80"/>
+              <w:tabs>
+                <w:tab w:val="right" w:pos="2820"/>
+              </w:tabs>
+              <w:spacing w:before="100"/>
             </w:pPr>
             <w:r>
               <w:rPr>
@@ -203,21 +220,28 @@
               </w:rPr>
               <w:t xml:space="preserve">이메일</w:t>
             </w:r>
-          </w:p>
-          <w:p>
+            <w:r>
+              <w:rPr>
+                <w:rFonts w:ascii="맑은 고딕" w:cs="맑은 고딕" w:eastAsia="맑은 고딕" w:hAnsi="맑은 고딕"/>
+              </w:rPr>
+              <w:tab/>
+            </w:r>
             <w:r>
               <w:rPr>
                 <w:rFonts w:ascii="맑은 고딕" w:cs="맑은 고딕" w:eastAsia="맑은 고딕" w:hAnsi="맑은 고딕"/>
                 <w:color w:val="1A1A1A"/>
-                <w:sz w:val="24"/>
-                <w:szCs w:val="24"/>
+                <w:sz w:val="22"/>
+                <w:szCs w:val="22"/>
               </w:rPr>
               <w:t xml:space="preserve">{email}</w:t>
             </w:r>
           </w:p>
           <w:p>
             <w:pPr>
-              <w:spacing w:before="80"/>
+              <w:tabs>
+                <w:tab w:val="right" w:pos="2820"/>
+              </w:tabs>
+              <w:spacing w:before="100"/>
             </w:pPr>
             <w:r>
               <w:rPr>
@@ -228,14 +252,18 @@
               </w:rPr>
               <w:t xml:space="preserve">주소</w:t>
             </w:r>
-          </w:p>
-          <w:p>
+            <w:r>
+              <w:rPr>
+                <w:rFonts w:ascii="맑은 고딕" w:cs="맑은 고딕" w:eastAsia="맑은 고딕" w:hAnsi="맑은 고딕"/>
+              </w:rPr>
+              <w:tab/>
+            </w:r>
             <w:r>
               <w:rPr>
                 <w:rFonts w:ascii="맑은 고딕" w:cs="맑은 고딕" w:eastAsia="맑은 고딕" w:hAnsi="맑은 고딕"/>
                 <w:color w:val="1A1A1A"/>
-                <w:sz w:val="24"/>
-                <w:szCs w:val="24"/>
+                <w:sz w:val="22"/>
+                <w:szCs w:val="22"/>
               </w:rPr>
               <w:t xml:space="preserve">{address}</w:t>
             </w:r>
@@ -278,8 +306,8 @@
               <w:rPr>
                 <w:rFonts w:ascii="맑은 고딕" w:cs="맑은 고딕" w:eastAsia="맑은 고딕" w:hAnsi="맑은 고딕"/>
                 <w:color w:val="5A5A5A"/>
-                <w:sz w:val="24"/>
-                <w:szCs w:val="24"/>
+                <w:sz w:val="22"/>
+                <w:szCs w:val="22"/>
               </w:rPr>
               <w:t xml:space="preserve">  {level}</w:t>
             </w:r>
@@ -929,6 +957,12 @@
       <w:footerReference w:type="default" r:id="rId7"/>
       <w:pgSz w:w="11906" w:h="16838" w:orient="portrait"/>
       <w:pgMar w:top="800" w:right="850" w:bottom="800" w:left="850" w:header="708" w:footer="400" w:gutter="0"/>
+      <w:pgBorders w:offsetFrom="text">
+        <w:top w:val="single" w:sz="8" w:space="16" w:color="B7ABA8"/>
+        <w:left w:val="single" w:sz="8" w:space="16" w:color="B7ABA8"/>
+        <w:bottom w:val="single" w:sz="8" w:space="16" w:color="B7ABA8"/>
+        <w:right w:val="single" w:sz="8" w:space="16" w:color="B7ABA8"/>
+      </w:pgBorders>
       <w:pgNumType/>
       <w:docGrid w:linePitch="360"/>
     </w:sectPr>

--- a/apps/admin/templates/resume-template.docx
+++ b/apps/admin/templates/resume-template.docx
@@ -186,70 +186,6 @@
                 <w:sz w:val="20"/>
                 <w:szCs w:val="20"/>
               </w:rPr>
-              <w:t xml:space="preserve">연락처</w:t>
-            </w:r>
-            <w:r>
-              <w:rPr>
-                <w:rFonts w:ascii="맑은 고딕" w:cs="맑은 고딕" w:eastAsia="맑은 고딕" w:hAnsi="맑은 고딕"/>
-              </w:rPr>
-              <w:tab/>
-            </w:r>
-            <w:r>
-              <w:rPr>
-                <w:rFonts w:ascii="맑은 고딕" w:cs="맑은 고딕" w:eastAsia="맑은 고딕" w:hAnsi="맑은 고딕"/>
-                <w:color w:val="1A1A1A"/>
-                <w:sz w:val="22"/>
-                <w:szCs w:val="22"/>
-              </w:rPr>
-              <w:t xml:space="preserve">{phone}</w:t>
-            </w:r>
-          </w:p>
-          <w:p>
-            <w:pPr>
-              <w:tabs>
-                <w:tab w:val="right" w:pos="2820"/>
-              </w:tabs>
-              <w:spacing w:before="100"/>
-            </w:pPr>
-            <w:r>
-              <w:rPr>
-                <w:rFonts w:ascii="맑은 고딕" w:cs="맑은 고딕" w:eastAsia="맑은 고딕" w:hAnsi="맑은 고딕"/>
-                <w:color w:val="5A5A5A"/>
-                <w:sz w:val="20"/>
-                <w:szCs w:val="20"/>
-              </w:rPr>
-              <w:t xml:space="preserve">이메일</w:t>
-            </w:r>
-            <w:r>
-              <w:rPr>
-                <w:rFonts w:ascii="맑은 고딕" w:cs="맑은 고딕" w:eastAsia="맑은 고딕" w:hAnsi="맑은 고딕"/>
-              </w:rPr>
-              <w:tab/>
-            </w:r>
-            <w:r>
-              <w:rPr>
-                <w:rFonts w:ascii="맑은 고딕" w:cs="맑은 고딕" w:eastAsia="맑은 고딕" w:hAnsi="맑은 고딕"/>
-                <w:color w:val="1A1A1A"/>
-                <w:sz w:val="22"/>
-                <w:szCs w:val="22"/>
-              </w:rPr>
-              <w:t xml:space="preserve">{email}</w:t>
-            </w:r>
-          </w:p>
-          <w:p>
-            <w:pPr>
-              <w:tabs>
-                <w:tab w:val="right" w:pos="2820"/>
-              </w:tabs>
-              <w:spacing w:before="100"/>
-            </w:pPr>
-            <w:r>
-              <w:rPr>
-                <w:rFonts w:ascii="맑은 고딕" w:cs="맑은 고딕" w:eastAsia="맑은 고딕" w:hAnsi="맑은 고딕"/>
-                <w:color w:val="5A5A5A"/>
-                <w:sz w:val="20"/>
-                <w:szCs w:val="20"/>
-              </w:rPr>
               <w:t xml:space="preserve">주소</w:t>
             </w:r>
             <w:r>

--- a/apps/admin/templates/resume-template.docx
+++ b/apps/admin/templates/resume-template.docx
@@ -362,8 +362,8 @@
               <w:tblLayout w:type="fixed"/>
             </w:tblPr>
             <w:tblGrid>
-              <w:gridCol w:w="2000"/>
-              <w:gridCol w:w="4546"/>
+              <w:gridCol w:w="2800"/>
+              <w:gridCol w:w="3746"/>
             </w:tblGrid>
             <w:tr>
               <w:trPr>
@@ -371,7 +371,7 @@
               </w:trPr>
               <w:tc>
                 <w:tcPr>
-                  <w:tcW w:type="dxa" w:w="2000"/>
+                  <w:tcW w:type="dxa" w:w="2800"/>
                   <w:tcBorders>
                     <w:top w:val="none" w:color="FFFFFF" w:sz="0"/>
                     <w:left w:val="none" w:color="FFFFFF" w:sz="0"/>
@@ -413,7 +413,7 @@
               </w:tc>
               <w:tc>
                 <w:tcPr>
-                  <w:tcW w:type="dxa" w:w="4546"/>
+                  <w:tcW w:type="dxa" w:w="3746"/>
                   <w:tcBorders>
                     <w:top w:val="none" w:color="FFFFFF" w:sz="0"/>
                     <w:left w:val="none" w:color="FFFFFF" w:sz="0"/>
@@ -489,8 +489,8 @@
               <w:tblLayout w:type="fixed"/>
             </w:tblPr>
             <w:tblGrid>
-              <w:gridCol w:w="2000"/>
-              <w:gridCol w:w="4546"/>
+              <w:gridCol w:w="2800"/>
+              <w:gridCol w:w="3746"/>
             </w:tblGrid>
             <w:tr>
               <w:trPr>
@@ -498,7 +498,7 @@
               </w:trPr>
               <w:tc>
                 <w:tcPr>
-                  <w:tcW w:type="dxa" w:w="2000"/>
+                  <w:tcW w:type="dxa" w:w="2800"/>
                   <w:tcBorders>
                     <w:top w:val="none" w:color="FFFFFF" w:sz="0"/>
                     <w:left w:val="none" w:color="FFFFFF" w:sz="0"/>
@@ -540,7 +540,7 @@
               </w:tc>
               <w:tc>
                 <w:tcPr>
-                  <w:tcW w:type="dxa" w:w="4546"/>
+                  <w:tcW w:type="dxa" w:w="3746"/>
                   <w:tcBorders>
                     <w:top w:val="none" w:color="FFFFFF" w:sz="0"/>
                     <w:left w:val="none" w:color="FFFFFF" w:sz="0"/>
@@ -751,8 +751,8 @@
               <w:tblLayout w:type="fixed"/>
             </w:tblPr>
             <w:tblGrid>
-              <w:gridCol w:w="2000"/>
-              <w:gridCol w:w="4546"/>
+              <w:gridCol w:w="2800"/>
+              <w:gridCol w:w="3746"/>
             </w:tblGrid>
             <w:tr>
               <w:trPr>
@@ -760,7 +760,7 @@
               </w:trPr>
               <w:tc>
                 <w:tcPr>
-                  <w:tcW w:type="dxa" w:w="2000"/>
+                  <w:tcW w:type="dxa" w:w="2800"/>
                   <w:tcBorders>
                     <w:top w:val="none" w:color="FFFFFF" w:sz="0"/>
                     <w:left w:val="none" w:color="FFFFFF" w:sz="0"/>
@@ -791,7 +791,7 @@
               </w:tc>
               <w:tc>
                 <w:tcPr>
-                  <w:tcW w:type="dxa" w:w="4546"/>
+                  <w:tcW w:type="dxa" w:w="3746"/>
                   <w:tcBorders>
                     <w:top w:val="none" w:color="FFFFFF" w:sz="0"/>
                     <w:left w:val="none" w:color="FFFFFF" w:sz="0"/>

--- a/apps/admin/templates/resume-template.docx
+++ b/apps/admin/templates/resume-template.docx
@@ -124,7 +124,7 @@
           <w:p>
             <w:pPr>
               <w:pBdr>
-                <w:bottom w:val="single" w:color="CFC8C6" w:sz="6"/>
+                <w:bottom w:val="single" w:color="8C8C8C" w:sz="6"/>
               </w:pBdr>
               <w:spacing w:after="60" w:before="260"/>
             </w:pPr>
@@ -207,7 +207,7 @@
           <w:p>
             <w:pPr>
               <w:pBdr>
-                <w:bottom w:val="single" w:color="CFC8C6" w:sz="6"/>
+                <w:bottom w:val="single" w:color="8C8C8C" w:sz="6"/>
               </w:pBdr>
               <w:spacing w:after="60" w:before="260"/>
             </w:pPr>
@@ -332,7 +332,7 @@
             <w:pPr>
               <w:keepNext/>
               <w:pBdr>
-                <w:bottom w:val="single" w:color="CFC8C6" w:sz="6"/>
+                <w:bottom w:val="single" w:color="8C8C8C" w:sz="6"/>
               </w:pBdr>
               <w:spacing w:after="80" w:before="240"/>
             </w:pPr>
@@ -375,7 +375,7 @@
                   <w:tcBorders>
                     <w:top w:val="none" w:color="FFFFFF" w:sz="0"/>
                     <w:left w:val="none" w:color="FFFFFF" w:sz="0"/>
-                    <w:bottom w:val="single" w:color="EFE3E2" w:sz="4"/>
+                    <w:bottom w:val="single" w:color="A6A6A6" w:sz="4"/>
                     <w:right w:val="none" w:color="FFFFFF" w:sz="0"/>
                   </w:tcBorders>
                   <w:tcMar>
@@ -417,7 +417,7 @@
                   <w:tcBorders>
                     <w:top w:val="none" w:color="FFFFFF" w:sz="0"/>
                     <w:left w:val="none" w:color="FFFFFF" w:sz="0"/>
-                    <w:bottom w:val="single" w:color="EFE3E2" w:sz="4"/>
+                    <w:bottom w:val="single" w:color="A6A6A6" w:sz="4"/>
                     <w:right w:val="none" w:color="FFFFFF" w:sz="0"/>
                   </w:tcBorders>
                   <w:tcMar>
@@ -459,7 +459,7 @@
             <w:pPr>
               <w:keepNext/>
               <w:pBdr>
-                <w:bottom w:val="single" w:color="CFC8C6" w:sz="6"/>
+                <w:bottom w:val="single" w:color="8C8C8C" w:sz="6"/>
               </w:pBdr>
               <w:spacing w:after="80" w:before="240"/>
             </w:pPr>
@@ -502,7 +502,7 @@
                   <w:tcBorders>
                     <w:top w:val="none" w:color="FFFFFF" w:sz="0"/>
                     <w:left w:val="none" w:color="FFFFFF" w:sz="0"/>
-                    <w:bottom w:val="single" w:color="EFE3E2" w:sz="4"/>
+                    <w:bottom w:val="single" w:color="A6A6A6" w:sz="4"/>
                     <w:right w:val="none" w:color="FFFFFF" w:sz="0"/>
                   </w:tcBorders>
                   <w:tcMar>
@@ -544,7 +544,7 @@
                   <w:tcBorders>
                     <w:top w:val="none" w:color="FFFFFF" w:sz="0"/>
                     <w:left w:val="none" w:color="FFFFFF" w:sz="0"/>
-                    <w:bottom w:val="single" w:color="EFE3E2" w:sz="4"/>
+                    <w:bottom w:val="single" w:color="A6A6A6" w:sz="4"/>
                     <w:right w:val="none" w:color="FFFFFF" w:sz="0"/>
                   </w:tcBorders>
                   <w:tcMar>
@@ -604,7 +604,7 @@
             <w:pPr>
               <w:keepNext/>
               <w:pBdr>
-                <w:bottom w:val="single" w:color="CFC8C6" w:sz="6"/>
+                <w:bottom w:val="single" w:color="8C8C8C" w:sz="6"/>
               </w:pBdr>
               <w:spacing w:after="80" w:before="240"/>
             </w:pPr>
@@ -647,7 +647,7 @@
                   <w:tcBorders>
                     <w:top w:val="none" w:color="FFFFFF" w:sz="0"/>
                     <w:left w:val="none" w:color="FFFFFF" w:sz="0"/>
-                    <w:bottom w:val="single" w:color="EFE3E2" w:sz="4"/>
+                    <w:bottom w:val="single" w:color="A6A6A6" w:sz="4"/>
                     <w:right w:val="none" w:color="FFFFFF" w:sz="0"/>
                   </w:tcBorders>
                   <w:tcMar>
@@ -689,7 +689,7 @@
                   <w:tcBorders>
                     <w:top w:val="none" w:color="FFFFFF" w:sz="0"/>
                     <w:left w:val="none" w:color="FFFFFF" w:sz="0"/>
-                    <w:bottom w:val="single" w:color="EFE3E2" w:sz="4"/>
+                    <w:bottom w:val="single" w:color="A6A6A6" w:sz="4"/>
                     <w:right w:val="none" w:color="FFFFFF" w:sz="0"/>
                   </w:tcBorders>
                   <w:tcMar>
@@ -721,7 +721,7 @@
             <w:pPr>
               <w:keepNext/>
               <w:pBdr>
-                <w:bottom w:val="single" w:color="CFC8C6" w:sz="6"/>
+                <w:bottom w:val="single" w:color="8C8C8C" w:sz="6"/>
               </w:pBdr>
               <w:spacing w:after="80" w:before="240"/>
             </w:pPr>
@@ -764,7 +764,7 @@
                   <w:tcBorders>
                     <w:top w:val="none" w:color="FFFFFF" w:sz="0"/>
                     <w:left w:val="none" w:color="FFFFFF" w:sz="0"/>
-                    <w:bottom w:val="single" w:color="EFE3E2" w:sz="4"/>
+                    <w:bottom w:val="single" w:color="A6A6A6" w:sz="4"/>
                     <w:right w:val="none" w:color="FFFFFF" w:sz="0"/>
                   </w:tcBorders>
                   <w:tcMar>
@@ -795,7 +795,7 @@
                   <w:tcBorders>
                     <w:top w:val="none" w:color="FFFFFF" w:sz="0"/>
                     <w:left w:val="none" w:color="FFFFFF" w:sz="0"/>
-                    <w:bottom w:val="single" w:color="EFE3E2" w:sz="4"/>
+                    <w:bottom w:val="single" w:color="A6A6A6" w:sz="4"/>
                     <w:right w:val="none" w:color="FFFFFF" w:sz="0"/>
                   </w:tcBorders>
                   <w:tcMar>
@@ -859,7 +859,7 @@
       <w:pPr>
         <w:keepNext/>
         <w:pBdr>
-          <w:bottom w:val="single" w:color="CFC8C6" w:sz="6"/>
+          <w:bottom w:val="single" w:color="8C8C8C" w:sz="6"/>
         </w:pBdr>
         <w:spacing w:after="120" w:before="300"/>
       </w:pPr>
@@ -893,11 +893,11 @@
       <w:footerReference w:type="default" r:id="rId7"/>
       <w:pgSz w:w="11906" w:h="16838" w:orient="portrait"/>
       <w:pgMar w:top="800" w:right="850" w:bottom="800" w:left="850" w:header="708" w:footer="400" w:gutter="0"/>
-      <w:pgBorders w:offsetFrom="text">
-        <w:top w:val="single" w:sz="8" w:space="16" w:color="B7ABA8"/>
-        <w:left w:val="single" w:sz="8" w:space="16" w:color="B7ABA8"/>
-        <w:bottom w:val="single" w:sz="8" w:space="16" w:color="B7ABA8"/>
-        <w:right w:val="single" w:sz="8" w:space="16" w:color="B7ABA8"/>
+      <w:pgBorders w:offsetFrom="page">
+        <w:top w:val="single" w:sz="12" w:space="20" w:color="7F7F7F"/>
+        <w:left w:val="single" w:sz="12" w:space="20" w:color="7F7F7F"/>
+        <w:bottom w:val="single" w:sz="12" w:space="20" w:color="7F7F7F"/>
+        <w:right w:val="single" w:sz="12" w:space="20" w:color="7F7F7F"/>
       </w:pgBorders>
       <w:pgNumType/>
       <w:docGrid w:linePitch="360"/>
